--- a/SWIFT-CSCF/CSW-SWIFT-CSCF-Compliance-Report.docx
+++ b/SWIFT-CSCF/CSW-SWIFT-CSCF-Compliance-Report.docx
@@ -10,7 +10,7 @@
         <w:t xml:space="preserve">Cisco Secure Workload - SWIFT CSCF Compliance Report</w:t>
       </w:r>
     </w:p>
-    <w:bookmarkStart w:id="17" w:name="Xc20f12bcffde27bb96df984c51a7bc82514919b"/>
+    <w:bookmarkStart w:id="22" w:name="Xc20f12bcffde27bb96df984c51a7bc82514919b"/>
     <w:p>
       <w:pPr>
         <w:pStyle w:val="Heading1"/>
@@ -43,7 +43,7 @@
         <w:t xml:space="preserve"> </w:t>
       </w:r>
       <w:r>
-        <w:t xml:space="preserve">SWIFT Customer Security Controls Framework v2024</w:t>
+        <w:t xml:space="preserve">SWIFT Customer Security Controls Framework (CSCF) v2024</w:t>
       </w:r>
       <w:r>
         <w:br/>
@@ -59,7 +59,7 @@
         <w:t xml:space="preserve"> </w:t>
       </w:r>
       <w:r>
-        <w:t xml:space="preserve">Financial institutions, SWIFT operations teams, security teams, and assurance owners.</w:t>
+        <w:t xml:space="preserve">SWIFT users (financial institutions and service bureaus) subject to the SWIFT Customer Security Programme (CSP) and required to attest annually.</w:t>
       </w:r>
       <w:r>
         <w:br/>
@@ -75,7 +75,7 @@
         <w:t xml:space="preserve"> </w:t>
       </w:r>
       <w:r>
-        <w:t xml:space="preserve">SWIFT secure zone isolation, mandatory/advisory control mapping, operator session integrity context, Internet restriction, and SWIFT-specific logging support.</w:t>
+        <w:t xml:space="preserve">SWIFT secure-zone segmentation, restricted Internet access from the secure zone, restricted access between the secure zone and the general enterprise IT estate, monitoring, and SWIFT-specific logging support.</w:t>
       </w:r>
     </w:p>
     <w:p>
@@ -86,12 +86,96 @@
       </w:r>
     </w:p>
     <w:bookmarkEnd w:id="9"/>
-    <w:bookmarkStart w:id="10" w:name="executive-summary"/>
+    <w:bookmarkStart w:id="10" w:name="framework-version-note"/>
     <w:p>
       <w:pPr>
         <w:pStyle w:val="Heading2"/>
       </w:pPr>
       <w:r>
+        <w:t xml:space="preserve">Framework Version Note</w:t>
+      </w:r>
+    </w:p>
+    <w:p>
+      <w:pPr>
+        <w:pStyle w:val="FirstParagraph"/>
+      </w:pPr>
+      <w:r>
+        <w:t xml:space="preserve">References CSCF v2024. SWIFT publishes a new CSCF version yearly; verify against the version applicable to the customer’s attestation cycle. Control codes (e.g. 1.1, 1.4, 2.1, etc.) are stable across recent versions for mandatory controls but advisory controls evolve.</w:t>
+      </w:r>
+    </w:p>
+    <w:bookmarkEnd w:id="10"/>
+    <w:bookmarkStart w:id="11" w:name="csw-ui-navigation-note"/>
+    <w:p>
+      <w:pPr>
+        <w:pStyle w:val="Heading2"/>
+      </w:pPr>
+      <w:r>
+        <w:t xml:space="preserve">CSW UI Navigation Note</w:t>
+      </w:r>
+    </w:p>
+    <w:p>
+      <w:pPr>
+        <w:pStyle w:val="FirstParagraph"/>
+      </w:pPr>
+      <w:r>
+        <w:t xml:space="preserve">Cisco does not yet publish framework-specific CSW UI navigation for this standard; framework-specific navigation is on the product roadmap. This report references CSW</w:t>
+      </w:r>
+      <w:r>
+        <w:t xml:space="preserve"> </w:t>
+      </w:r>
+      <w:r>
+        <w:rPr>
+          <w:i/>
+          <w:iCs/>
+        </w:rPr>
+        <w:t xml:space="preserve">capabilities</w:t>
+      </w:r>
+      <w:r>
+        <w:t xml:space="preserve"> </w:t>
+      </w:r>
+      <w:r>
+        <w:t xml:space="preserve">and the</w:t>
+      </w:r>
+      <w:r>
+        <w:t xml:space="preserve"> </w:t>
+      </w:r>
+      <w:r>
+        <w:rPr>
+          <w:i/>
+          <w:iCs/>
+        </w:rPr>
+        <w:t xml:space="preserve">evidence artifacts</w:t>
+      </w:r>
+      <w:r>
+        <w:t xml:space="preserve"> </w:t>
+      </w:r>
+      <w:r>
+        <w:t xml:space="preserve">they produce. The technical runbook (</w:t>
+      </w:r>
+      <w:r>
+        <w:rPr>
+          <w:rStyle w:val="VerbatimChar"/>
+        </w:rPr>
+        <w:t xml:space="preserve">CSW-SWIFT-CSCF-Technical-Runbook.md</w:t>
+      </w:r>
+      <w:r>
+        <w:t xml:space="preserve">) in this folder contains the deeper engineering detail.</w:t>
+      </w:r>
+    </w:p>
+    <w:p>
+      <w:r>
+        <w:pict>
+          <v:rect style="width:0;height:1.5pt" o:hralign="center" o:hrstd="t" o:hr="t"/>
+        </w:pict>
+      </w:r>
+    </w:p>
+    <w:bookmarkEnd w:id="11"/>
+    <w:bookmarkStart w:id="12" w:name="executive-summary"/>
+    <w:p>
+      <w:pPr>
+        <w:pStyle w:val="Heading2"/>
+      </w:pPr>
+      <w:r>
         <w:t xml:space="preserve">Executive Summary</w:t>
       </w:r>
     </w:p>
@@ -100,7 +184,7 @@
         <w:pStyle w:val="FirstParagraph"/>
       </w:pPr>
       <w:r>
-        <w:t xml:space="preserve">Cisco Secure Workload (CSW) can support this framework by producing workload-level evidence for inventory, application dependency mapping, segmentation design, policy simulation, vulnerability context, and incident investigation. The strongest customer story is not that CSW</w:t>
+        <w:t xml:space="preserve">Cisco Secure Workload (CSW) supports a defined subset of this framework. The strongest customer story is not that CSW</w:t>
       </w:r>
       <w:r>
         <w:t xml:space="preserve"> </w:t>
@@ -112,11 +196,43 @@
         <w:t xml:space="preserve"> </w:t>
       </w:r>
       <w:r>
-        <w:t xml:space="preserve">compliance; it is that CSW turns workload communication into evidence that control owners, assessors, and technical teams can review.</w:t>
-      </w:r>
-    </w:p>
-    <w:bookmarkEnd w:id="10"/>
-    <w:bookmarkStart w:id="11" w:name="suggested-csw-scope-pattern"/>
+        <w:t xml:space="preserve">compliance; it is that CSW turns workload communication and inventory into evidence that the customer, the customer’s compliance team, and the customer’s assessor can review. This report describes which framework topics CSW supports, which it does not, what evidence artifacts CSW produces, and how often the customer should collect them. CSW does</w:t>
+      </w:r>
+      <w:r>
+        <w:t xml:space="preserve"> </w:t>
+      </w:r>
+      <w:r>
+        <w:rPr>
+          <w:b/>
+          <w:bCs/>
+        </w:rPr>
+        <w:t xml:space="preserve">not</w:t>
+      </w:r>
+      <w:r>
+        <w:t xml:space="preserve"> </w:t>
+      </w:r>
+      <w:r>
+        <w:t xml:space="preserve">replace the customer’s governance, policy, or assessor judgement, and this report is</w:t>
+      </w:r>
+      <w:r>
+        <w:t xml:space="preserve"> </w:t>
+      </w:r>
+      <w:r>
+        <w:rPr>
+          <w:b/>
+          <w:bCs/>
+        </w:rPr>
+        <w:t xml:space="preserve">not</w:t>
+      </w:r>
+      <w:r>
+        <w:t xml:space="preserve"> </w:t>
+      </w:r>
+      <w:r>
+        <w:t xml:space="preserve">a control attestation.</w:t>
+      </w:r>
+    </w:p>
+    <w:bookmarkEnd w:id="12"/>
+    <w:bookmarkStart w:id="13" w:name="suggested-csw-scope-pattern"/>
     <w:p>
       <w:pPr>
         <w:pStyle w:val="Heading2"/>
@@ -127,7 +243,7 @@
     </w:p>
     <w:p>
       <w:pPr>
-        <w:pStyle w:val="FirstParagraph"/>
+        <w:pStyle w:val="SourceCode"/>
       </w:pPr>
       <w:r>
         <w:rPr>
@@ -136,97 +252,67 @@
         <w:t xml:space="preserve">SWIFT-CSCF</w:t>
       </w:r>
       <w:r>
-        <w:t xml:space="preserve"> </w:t>
-      </w:r>
-      <w:r>
-        <w:t xml:space="preserve">&gt;</w:t>
-      </w:r>
-      <w:r>
-        <w:t xml:space="preserve"> </w:t>
+        <w:br/>
       </w:r>
       <w:r>
         <w:rPr>
           <w:rStyle w:val="VerbatimChar"/>
         </w:rPr>
-        <w:t xml:space="preserve">Secure-Zone</w:t>
-      </w:r>
-      <w:r>
-        <w:t xml:space="preserve">,</w:t>
-      </w:r>
-      <w:r>
-        <w:t xml:space="preserve"> </w:t>
+        <w:t xml:space="preserve">├── SWIFT-Secure-Zone (Messaging-Interfaces, Communication-Interfaces, Local-Authentication)</w:t>
+      </w:r>
+      <w:r>
+        <w:br/>
       </w:r>
       <w:r>
         <w:rPr>
           <w:rStyle w:val="VerbatimChar"/>
         </w:rPr>
-        <w:t xml:space="preserve">SWIFT-Interfaces</w:t>
-      </w:r>
-      <w:r>
-        <w:t xml:space="preserve">,</w:t>
-      </w:r>
-      <w:r>
-        <w:t xml:space="preserve"> </w:t>
+        <w:t xml:space="preserve">├── Operator-Workstations (dedicated and general-purpose)</w:t>
+      </w:r>
+      <w:r>
+        <w:br/>
       </w:r>
       <w:r>
         <w:rPr>
           <w:rStyle w:val="VerbatimChar"/>
         </w:rPr>
-        <w:t xml:space="preserve">Operator-Workstations</w:t>
-      </w:r>
-      <w:r>
-        <w:t xml:space="preserve">,</w:t>
-      </w:r>
-      <w:r>
-        <w:t xml:space="preserve"> </w:t>
+        <w:t xml:space="preserve">├── Jump-Hosts-to-Secure-Zone</w:t>
+      </w:r>
+      <w:r>
+        <w:br/>
       </w:r>
       <w:r>
         <w:rPr>
           <w:rStyle w:val="VerbatimChar"/>
         </w:rPr>
-        <w:t xml:space="preserve">Jump-Hosts</w:t>
-      </w:r>
-      <w:r>
-        <w:t xml:space="preserve">,</w:t>
-      </w:r>
-      <w:r>
-        <w:t xml:space="preserve"> </w:t>
+        <w:t xml:space="preserve">├── Internet-Restricted-Systems</w:t>
+      </w:r>
+      <w:r>
+        <w:br/>
       </w:r>
       <w:r>
         <w:rPr>
           <w:rStyle w:val="VerbatimChar"/>
         </w:rPr>
-        <w:t xml:space="preserve">Internet-Restricted-Systems</w:t>
-      </w:r>
-      <w:r>
-        <w:t xml:space="preserve">,</w:t>
-      </w:r>
-      <w:r>
-        <w:t xml:space="preserve"> </w:t>
-      </w:r>
-      <w:r>
-        <w:rPr>
-          <w:rStyle w:val="VerbatimChar"/>
-        </w:rPr>
-        <w:t xml:space="preserve">Third-Party-Connectivity</w:t>
-      </w:r>
-    </w:p>
-    <w:p>
-      <w:pPr>
-        <w:pStyle w:val="BodyText"/>
+        <w:t xml:space="preserve">└── Third-Party-Connectivity</w:t>
+      </w:r>
+    </w:p>
+    <w:p>
+      <w:pPr>
+        <w:pStyle w:val="FirstParagraph"/>
       </w:pPr>
       <w:r>
         <w:t xml:space="preserve">This scope pattern should be validated with the customer’s architecture, application owners, compliance team, and assessor before it is used for formal evidence.</w:t>
       </w:r>
     </w:p>
-    <w:bookmarkEnd w:id="11"/>
-    <w:bookmarkStart w:id="12" w:name="outcomes-csw-can-support"/>
+    <w:bookmarkEnd w:id="13"/>
+    <w:bookmarkStart w:id="14" w:name="in-scope-for-csw-evidence"/>
     <w:p>
       <w:pPr>
         <w:pStyle w:val="Heading2"/>
       </w:pPr>
       <w:r>
-        <w:t xml:space="preserve">Outcomes CSW Can Support</w:t>
+        <w:t xml:space="preserve">In Scope for CSW Evidence</w:t>
       </w:r>
     </w:p>
     <w:p>
@@ -238,7 +324,7 @@
         </w:numPr>
       </w:pPr>
       <w:r>
-        <w:t xml:space="preserve">Identify workloads within or connected to the SWIFT secure zone.</w:t>
+        <w:t xml:space="preserve">1.1 SWIFT Environment Protection (secure-zone isolation evidence)</w:t>
       </w:r>
     </w:p>
     <w:p>
@@ -250,7 +336,7 @@
         </w:numPr>
       </w:pPr>
       <w:r>
-        <w:t xml:space="preserve">Review Internet and third-party egress paths from SWIFT-related systems.</w:t>
+        <w:t xml:space="preserve">1.4 Internet Access Restriction (egress monitoring from secure zone)</w:t>
       </w:r>
     </w:p>
     <w:p>
@@ -262,7 +348,7 @@
         </w:numPr>
       </w:pPr>
       <w:r>
-        <w:t xml:space="preserve">Support segmentation evidence for mandatory and advisory controls.</w:t>
+        <w:t xml:space="preserve">2.x System Integrity (workload monitoring, vulnerability handling on secure-zone components)</w:t>
       </w:r>
     </w:p>
     <w:p>
@@ -274,17 +360,29 @@
         </w:numPr>
       </w:pPr>
       <w:r>
-        <w:t xml:space="preserve">Package flow and process telemetry for operational review.</w:t>
-      </w:r>
-    </w:p>
-    <w:bookmarkEnd w:id="12"/>
-    <w:bookmarkStart w:id="13" w:name="evidence-package"/>
+        <w:t xml:space="preserve">5.x Access Controls (workload-to-workload layer)</w:t>
+      </w:r>
+    </w:p>
+    <w:p>
+      <w:pPr>
+        <w:pStyle w:val="Compact"/>
+        <w:numPr>
+          <w:ilvl w:val="0"/>
+          <w:numId w:val="1001"/>
+        </w:numPr>
+      </w:pPr>
+      <w:r>
+        <w:t xml:space="preserve">6.x Detect Anomalous Activity (continuous flow + process telemetry)</w:t>
+      </w:r>
+    </w:p>
+    <w:bookmarkEnd w:id="14"/>
+    <w:bookmarkStart w:id="15" w:name="Xaed999129ed4b1f11f99b5af2968248bad86dd6"/>
     <w:p>
       <w:pPr>
         <w:pStyle w:val="Heading2"/>
       </w:pPr>
       <w:r>
-        <w:t xml:space="preserve">Evidence Package</w:t>
+        <w:t xml:space="preserve">Out of Scope (Must Be Evidenced by Other Controls / Tools / Processes)</w:t>
       </w:r>
     </w:p>
     <w:p>
@@ -296,7 +394,7 @@
         </w:numPr>
       </w:pPr>
       <w:r>
-        <w:t xml:space="preserve">SWIFT secure zone workload inventory</w:t>
+        <w:t xml:space="preserve">3.x Physically Secure the Environment</w:t>
       </w:r>
     </w:p>
     <w:p>
@@ -308,7 +406,7 @@
         </w:numPr>
       </w:pPr>
       <w:r>
-        <w:t xml:space="preserve">Internet access restriction evidence</w:t>
+        <w:t xml:space="preserve">4.x Prevent Compromise of Credentials (identity layer)</w:t>
       </w:r>
     </w:p>
     <w:p>
@@ -320,7 +418,7 @@
         </w:numPr>
       </w:pPr>
       <w:r>
-        <w:t xml:space="preserve">Operator / jump-host flow summary</w:t>
+        <w:t xml:space="preserve">5.4 Physical and Logical Password Storage</w:t>
       </w:r>
     </w:p>
     <w:p>
@@ -332,7 +430,7 @@
         </w:numPr>
       </w:pPr>
       <w:r>
-        <w:t xml:space="preserve">Policy candidate and exception register</w:t>
+        <w:t xml:space="preserve">6.4 Logging and Monitoring (CSW is one log source; SWIFT-specific logging requires the messaging interface logs)</w:t>
       </w:r>
     </w:p>
     <w:p>
@@ -344,11 +442,651 @@
         </w:numPr>
       </w:pPr>
       <w:r>
-        <w:t xml:space="preserve">Monitoring and incident timeline sample</w:t>
-      </w:r>
-    </w:p>
-    <w:bookmarkEnd w:id="13"/>
-    <w:bookmarkStart w:id="14" w:name="pov-workshop-approach"/>
+        <w:t xml:space="preserve">7.x Plan for Incident Response and Information Sharing (governance)</w:t>
+      </w:r>
+    </w:p>
+    <w:p>
+      <w:pPr>
+        <w:pStyle w:val="Compact"/>
+        <w:numPr>
+          <w:ilvl w:val="0"/>
+          <w:numId w:val="1002"/>
+        </w:numPr>
+      </w:pPr>
+      <w:r>
+        <w:t xml:space="preserve">SWIFT CSP attestation submission itself</w:t>
+      </w:r>
+    </w:p>
+    <w:bookmarkEnd w:id="15"/>
+    <w:bookmarkStart w:id="16" w:name="framework-topic-csw-capability-map"/>
+    <w:p>
+      <w:pPr>
+        <w:pStyle w:val="Heading2"/>
+      </w:pPr>
+      <w:r>
+        <w:t xml:space="preserve">Framework Topic → CSW Capability Map</w:t>
+      </w:r>
+    </w:p>
+    <w:tbl>
+      <w:tblPr>
+        <w:tblStyle w:val="Table"/>
+        <w:tblW w:type="pct" w:w="5000"/>
+        <w:tblLayout w:type="fixed"/>
+        <w:tblLook w:firstRow="1" w:lastRow="0" w:firstColumn="0" w:lastColumn="0" w:noHBand="0" w:noVBand="0" w:val="0020"/>
+      </w:tblPr>
+      <w:tblGrid>
+        <w:gridCol w:w="2640"/>
+        <w:gridCol w:w="2640"/>
+        <w:gridCol w:w="2640"/>
+      </w:tblGrid>
+      <w:tr>
+        <w:trPr>
+          <w:tblHeader w:val="on"/>
+        </w:trPr>
+        <w:tc>
+          <w:tcPr/>
+          <w:p>
+            <w:pPr>
+              <w:pStyle w:val="Compact"/>
+            </w:pPr>
+            <w:r>
+              <w:t xml:space="preserve">Framework topic</w:t>
+            </w:r>
+          </w:p>
+        </w:tc>
+        <w:tc>
+          <w:tcPr/>
+          <w:p>
+            <w:pPr>
+              <w:pStyle w:val="Compact"/>
+            </w:pPr>
+            <w:r>
+              <w:t xml:space="preserve">CSW capability</w:t>
+            </w:r>
+          </w:p>
+        </w:tc>
+        <w:tc>
+          <w:tcPr/>
+          <w:p>
+            <w:pPr>
+              <w:pStyle w:val="Compact"/>
+            </w:pPr>
+            <w:r>
+              <w:t xml:space="preserve">Evidence artifact</w:t>
+            </w:r>
+          </w:p>
+        </w:tc>
+      </w:tr>
+      <w:tr>
+        <w:tc>
+          <w:tcPr/>
+          <w:p>
+            <w:pPr>
+              <w:pStyle w:val="Compact"/>
+            </w:pPr>
+            <w:r>
+              <w:t xml:space="preserve">1.1 Secure-zone isolation</w:t>
+            </w:r>
+          </w:p>
+        </w:tc>
+        <w:tc>
+          <w:tcPr/>
+          <w:p>
+            <w:pPr>
+              <w:pStyle w:val="Compact"/>
+            </w:pPr>
+            <w:r>
+              <w:t xml:space="preserve">Policy workspace + default-deny at secure-zone boundary</w:t>
+            </w:r>
+          </w:p>
+        </w:tc>
+        <w:tc>
+          <w:tcPr/>
+          <w:p>
+            <w:pPr>
+              <w:pStyle w:val="Compact"/>
+            </w:pPr>
+            <w:r>
+              <w:t xml:space="preserve">Workspace snapshot showing secure-zone boundary deny rules</w:t>
+            </w:r>
+          </w:p>
+        </w:tc>
+      </w:tr>
+      <w:tr>
+        <w:tc>
+          <w:tcPr/>
+          <w:p>
+            <w:pPr>
+              <w:pStyle w:val="Compact"/>
+            </w:pPr>
+            <w:r>
+              <w:t xml:space="preserve">1.4 Internet access restriction</w:t>
+            </w:r>
+          </w:p>
+        </w:tc>
+        <w:tc>
+          <w:tcPr/>
+          <w:p>
+            <w:pPr>
+              <w:pStyle w:val="Compact"/>
+            </w:pPr>
+            <w:r>
+              <w:t xml:space="preserve">Outbound flow telemetry from secure zone</w:t>
+            </w:r>
+          </w:p>
+        </w:tc>
+        <w:tc>
+          <w:tcPr/>
+          <w:p>
+            <w:pPr>
+              <w:pStyle w:val="Compact"/>
+            </w:pPr>
+            <w:r>
+              <w:t xml:space="preserve">Egress flow report from SWIFT-Secure-Zone</w:t>
+            </w:r>
+          </w:p>
+        </w:tc>
+      </w:tr>
+      <w:tr>
+        <w:tc>
+          <w:tcPr/>
+          <w:p>
+            <w:pPr>
+              <w:pStyle w:val="Compact"/>
+            </w:pPr>
+            <w:r>
+              <w:t xml:space="preserve">2.x System integrity (vulnerability)</w:t>
+            </w:r>
+          </w:p>
+        </w:tc>
+        <w:tc>
+          <w:tcPr/>
+          <w:p>
+            <w:pPr>
+              <w:pStyle w:val="Compact"/>
+            </w:pPr>
+            <w:r>
+              <w:t xml:space="preserve">Reachability-weighted CVE on secure-zone components</w:t>
+            </w:r>
+          </w:p>
+        </w:tc>
+        <w:tc>
+          <w:tcPr/>
+          <w:p>
+            <w:pPr>
+              <w:pStyle w:val="Compact"/>
+            </w:pPr>
+            <w:r>
+              <w:t xml:space="preserve">Prioritised remediation list</w:t>
+            </w:r>
+          </w:p>
+        </w:tc>
+      </w:tr>
+      <w:tr>
+        <w:tc>
+          <w:tcPr/>
+          <w:p>
+            <w:pPr>
+              <w:pStyle w:val="Compact"/>
+            </w:pPr>
+            <w:r>
+              <w:t xml:space="preserve">5.x Access controls (workload layer)</w:t>
+            </w:r>
+          </w:p>
+        </w:tc>
+        <w:tc>
+          <w:tcPr/>
+          <w:p>
+            <w:pPr>
+              <w:pStyle w:val="Compact"/>
+            </w:pPr>
+            <w:r>
+              <w:t xml:space="preserve">Policy workspace + enforcement / violation log</w:t>
+            </w:r>
+          </w:p>
+        </w:tc>
+        <w:tc>
+          <w:tcPr/>
+          <w:p>
+            <w:pPr>
+              <w:pStyle w:val="Compact"/>
+            </w:pPr>
+            <w:r>
+              <w:t xml:space="preserve">Workspace snapshot + violation log</w:t>
+            </w:r>
+          </w:p>
+        </w:tc>
+      </w:tr>
+      <w:tr>
+        <w:tc>
+          <w:tcPr/>
+          <w:p>
+            <w:pPr>
+              <w:pStyle w:val="Compact"/>
+            </w:pPr>
+            <w:r>
+              <w:t xml:space="preserve">6.x Anomalous activity detection</w:t>
+            </w:r>
+          </w:p>
+        </w:tc>
+        <w:tc>
+          <w:tcPr/>
+          <w:p>
+            <w:pPr>
+              <w:pStyle w:val="Compact"/>
+            </w:pPr>
+            <w:r>
+              <w:t xml:space="preserve">Continuous flow + process telemetry; alerts</w:t>
+            </w:r>
+          </w:p>
+        </w:tc>
+        <w:tc>
+          <w:tcPr/>
+          <w:p>
+            <w:pPr>
+              <w:pStyle w:val="Compact"/>
+            </w:pPr>
+            <w:r>
+              <w:t xml:space="preserve">Alert and anomaly log scoped to SWIFT-CSCF</w:t>
+            </w:r>
+          </w:p>
+        </w:tc>
+      </w:tr>
+      <w:tr>
+        <w:tc>
+          <w:tcPr/>
+          <w:p>
+            <w:pPr>
+              <w:pStyle w:val="Compact"/>
+            </w:pPr>
+            <w:r>
+              <w:t xml:space="preserve">Operator path evidence</w:t>
+            </w:r>
+          </w:p>
+        </w:tc>
+        <w:tc>
+          <w:tcPr/>
+          <w:p>
+            <w:pPr>
+              <w:pStyle w:val="Compact"/>
+            </w:pPr>
+            <w:r>
+              <w:t xml:space="preserve">Flow telemetry for operator workstations and jump hosts</w:t>
+            </w:r>
+          </w:p>
+        </w:tc>
+        <w:tc>
+          <w:tcPr/>
+          <w:p>
+            <w:pPr>
+              <w:pStyle w:val="Compact"/>
+            </w:pPr>
+            <w:r>
+              <w:t xml:space="preserve">Operator-workstation flow report</w:t>
+            </w:r>
+          </w:p>
+        </w:tc>
+      </w:tr>
+    </w:tbl>
+    <w:bookmarkEnd w:id="16"/>
+    <w:bookmarkStart w:id="17" w:name="evidence-collection-approach"/>
+    <w:p>
+      <w:pPr>
+        <w:pStyle w:val="Heading2"/>
+      </w:pPr>
+      <w:r>
+        <w:t xml:space="preserve">Evidence Collection Approach</w:t>
+      </w:r>
+    </w:p>
+    <w:p>
+      <w:pPr>
+        <w:pStyle w:val="FirstParagraph"/>
+      </w:pPr>
+      <w:r>
+        <w:t xml:space="preserve">The table below describes per-topic evidence collection - what to collect, the CSW source area, and a suggested cadence. The cadence should be tuned to the customer’s audit cycle, regulatory cadence, and risk appetite.</w:t>
+      </w:r>
+    </w:p>
+    <w:tbl>
+      <w:tblPr>
+        <w:tblStyle w:val="Table"/>
+        <w:tblW w:type="pct" w:w="5000"/>
+        <w:tblLayout w:type="fixed"/>
+        <w:tblLook w:firstRow="1" w:lastRow="0" w:firstColumn="0" w:lastColumn="0" w:noHBand="0" w:noVBand="0" w:val="0020"/>
+      </w:tblPr>
+      <w:tblGrid>
+        <w:gridCol w:w="1980"/>
+        <w:gridCol w:w="1980"/>
+        <w:gridCol w:w="1980"/>
+        <w:gridCol w:w="1980"/>
+      </w:tblGrid>
+      <w:tr>
+        <w:trPr>
+          <w:tblHeader w:val="on"/>
+        </w:trPr>
+        <w:tc>
+          <w:tcPr/>
+          <w:p>
+            <w:pPr>
+              <w:pStyle w:val="Compact"/>
+            </w:pPr>
+            <w:r>
+              <w:t xml:space="preserve">Topic</w:t>
+            </w:r>
+          </w:p>
+        </w:tc>
+        <w:tc>
+          <w:tcPr/>
+          <w:p>
+            <w:pPr>
+              <w:pStyle w:val="Compact"/>
+            </w:pPr>
+            <w:r>
+              <w:t xml:space="preserve">What to collect</w:t>
+            </w:r>
+          </w:p>
+        </w:tc>
+        <w:tc>
+          <w:tcPr/>
+          <w:p>
+            <w:pPr>
+              <w:pStyle w:val="Compact"/>
+            </w:pPr>
+            <w:r>
+              <w:t xml:space="preserve">CSW source</w:t>
+            </w:r>
+          </w:p>
+        </w:tc>
+        <w:tc>
+          <w:tcPr/>
+          <w:p>
+            <w:pPr>
+              <w:pStyle w:val="Compact"/>
+            </w:pPr>
+            <w:r>
+              <w:t xml:space="preserve">Suggested cadence</w:t>
+            </w:r>
+          </w:p>
+        </w:tc>
+      </w:tr>
+      <w:tr>
+        <w:tc>
+          <w:tcPr/>
+          <w:p>
+            <w:pPr>
+              <w:pStyle w:val="Compact"/>
+            </w:pPr>
+            <w:r>
+              <w:t xml:space="preserve">Secure-zone inventory</w:t>
+            </w:r>
+          </w:p>
+        </w:tc>
+        <w:tc>
+          <w:tcPr/>
+          <w:p>
+            <w:pPr>
+              <w:pStyle w:val="Compact"/>
+            </w:pPr>
+            <w:r>
+              <w:t xml:space="preserve">Workloads in SWIFT-Secure-Zone</w:t>
+            </w:r>
+          </w:p>
+        </w:tc>
+        <w:tc>
+          <w:tcPr/>
+          <w:p>
+            <w:pPr>
+              <w:pStyle w:val="Compact"/>
+            </w:pPr>
+            <w:r>
+              <w:t xml:space="preserve">Inventory + scope membership export</w:t>
+            </w:r>
+          </w:p>
+        </w:tc>
+        <w:tc>
+          <w:tcPr/>
+          <w:p>
+            <w:pPr>
+              <w:pStyle w:val="Compact"/>
+            </w:pPr>
+            <w:r>
+              <w:t xml:space="preserve">Monthly</w:t>
+            </w:r>
+          </w:p>
+        </w:tc>
+      </w:tr>
+      <w:tr>
+        <w:tc>
+          <w:tcPr/>
+          <w:p>
+            <w:pPr>
+              <w:pStyle w:val="Compact"/>
+            </w:pPr>
+            <w:r>
+              <w:t xml:space="preserve">Secure-zone boundary evidence</w:t>
+            </w:r>
+          </w:p>
+        </w:tc>
+        <w:tc>
+          <w:tcPr/>
+          <w:p>
+            <w:pPr>
+              <w:pStyle w:val="Compact"/>
+            </w:pPr>
+            <w:r>
+              <w:t xml:space="preserve">Workspace snapshot and policy violation log</w:t>
+            </w:r>
+          </w:p>
+        </w:tc>
+        <w:tc>
+          <w:tcPr/>
+          <w:p>
+            <w:pPr>
+              <w:pStyle w:val="Compact"/>
+            </w:pPr>
+            <w:r>
+              <w:t xml:space="preserve">Policy workspace export + policy analysis output</w:t>
+            </w:r>
+          </w:p>
+        </w:tc>
+        <w:tc>
+          <w:tcPr/>
+          <w:p>
+            <w:pPr>
+              <w:pStyle w:val="Compact"/>
+            </w:pPr>
+            <w:r>
+              <w:t xml:space="preserve">Quarterly + after each change</w:t>
+            </w:r>
+          </w:p>
+        </w:tc>
+      </w:tr>
+      <w:tr>
+        <w:tc>
+          <w:tcPr/>
+          <w:p>
+            <w:pPr>
+              <w:pStyle w:val="Compact"/>
+            </w:pPr>
+            <w:r>
+              <w:t xml:space="preserve">Internet access restriction evidence</w:t>
+            </w:r>
+          </w:p>
+        </w:tc>
+        <w:tc>
+          <w:tcPr/>
+          <w:p>
+            <w:pPr>
+              <w:pStyle w:val="Compact"/>
+            </w:pPr>
+            <w:r>
+              <w:t xml:space="preserve">Outbound flow from secure zone with destination context</w:t>
+            </w:r>
+          </w:p>
+        </w:tc>
+        <w:tc>
+          <w:tcPr/>
+          <w:p>
+            <w:pPr>
+              <w:pStyle w:val="Compact"/>
+            </w:pPr>
+            <w:r>
+              <w:t xml:space="preserve">Flow search filtered to SWIFT-Secure-Zone egress</w:t>
+            </w:r>
+          </w:p>
+        </w:tc>
+        <w:tc>
+          <w:tcPr/>
+          <w:p>
+            <w:pPr>
+              <w:pStyle w:val="Compact"/>
+            </w:pPr>
+            <w:r>
+              <w:t xml:space="preserve">Monthly</w:t>
+            </w:r>
+          </w:p>
+        </w:tc>
+      </w:tr>
+      <w:tr>
+        <w:tc>
+          <w:tcPr/>
+          <w:p>
+            <w:pPr>
+              <w:pStyle w:val="Compact"/>
+            </w:pPr>
+            <w:r>
+              <w:t xml:space="preserve">Vulnerability + reachability</w:t>
+            </w:r>
+          </w:p>
+        </w:tc>
+        <w:tc>
+          <w:tcPr/>
+          <w:p>
+            <w:pPr>
+              <w:pStyle w:val="Compact"/>
+            </w:pPr>
+            <w:r>
+              <w:t xml:space="preserve">CVE list weighted by reach into secure-zone components</w:t>
+            </w:r>
+          </w:p>
+        </w:tc>
+        <w:tc>
+          <w:tcPr/>
+          <w:p>
+            <w:pPr>
+              <w:pStyle w:val="Compact"/>
+            </w:pPr>
+            <w:r>
+              <w:t xml:space="preserve">Vulnerability report scoped to SWIFT-CSCF</w:t>
+            </w:r>
+          </w:p>
+        </w:tc>
+        <w:tc>
+          <w:tcPr/>
+          <w:p>
+            <w:pPr>
+              <w:pStyle w:val="Compact"/>
+            </w:pPr>
+            <w:r>
+              <w:t xml:space="preserve">Monthly</w:t>
+            </w:r>
+          </w:p>
+        </w:tc>
+      </w:tr>
+      <w:tr>
+        <w:tc>
+          <w:tcPr/>
+          <w:p>
+            <w:pPr>
+              <w:pStyle w:val="Compact"/>
+            </w:pPr>
+            <w:r>
+              <w:t xml:space="preserve">Operator workstation activity</w:t>
+            </w:r>
+          </w:p>
+        </w:tc>
+        <w:tc>
+          <w:tcPr/>
+          <w:p>
+            <w:pPr>
+              <w:pStyle w:val="Compact"/>
+            </w:pPr>
+            <w:r>
+              <w:t xml:space="preserve">Operator and jump-host flow telemetry</w:t>
+            </w:r>
+          </w:p>
+        </w:tc>
+        <w:tc>
+          <w:tcPr/>
+          <w:p>
+            <w:pPr>
+              <w:pStyle w:val="Compact"/>
+            </w:pPr>
+            <w:r>
+              <w:t xml:space="preserve">Flow search on Operator-Workstations and Jump-Hosts</w:t>
+            </w:r>
+          </w:p>
+        </w:tc>
+        <w:tc>
+          <w:tcPr/>
+          <w:p>
+            <w:pPr>
+              <w:pStyle w:val="Compact"/>
+            </w:pPr>
+            <w:r>
+              <w:t xml:space="preserve">Continuous; reviewed monthly</w:t>
+            </w:r>
+          </w:p>
+        </w:tc>
+      </w:tr>
+      <w:tr>
+        <w:tc>
+          <w:tcPr/>
+          <w:p>
+            <w:pPr>
+              <w:pStyle w:val="Compact"/>
+            </w:pPr>
+            <w:r>
+              <w:t xml:space="preserve">Incident sample</w:t>
+            </w:r>
+          </w:p>
+        </w:tc>
+        <w:tc>
+          <w:tcPr/>
+          <w:p>
+            <w:pPr>
+              <w:pStyle w:val="Compact"/>
+            </w:pPr>
+            <w:r>
+              <w:t xml:space="preserve">Workload-level timeline for one representative incident</w:t>
+            </w:r>
+          </w:p>
+        </w:tc>
+        <w:tc>
+          <w:tcPr/>
+          <w:p>
+            <w:pPr>
+              <w:pStyle w:val="Compact"/>
+            </w:pPr>
+            <w:r>
+              <w:t xml:space="preserve">Flow + process search</w:t>
+            </w:r>
+          </w:p>
+        </w:tc>
+        <w:tc>
+          <w:tcPr/>
+          <w:p>
+            <w:pPr>
+              <w:pStyle w:val="Compact"/>
+            </w:pPr>
+            <w:r>
+              <w:t xml:space="preserve">Per incident</w:t>
+            </w:r>
+          </w:p>
+        </w:tc>
+      </w:tr>
+    </w:tbl>
+    <w:bookmarkEnd w:id="17"/>
+    <w:bookmarkStart w:id="18" w:name="pov-workshop-approach"/>
     <w:p>
       <w:pPr>
         <w:pStyle w:val="Heading2"/>
@@ -366,7 +1104,7 @@
         </w:numPr>
       </w:pPr>
       <w:r>
-        <w:t xml:space="preserve">Select one business service, regulated boundary, or critical workload group.</w:t>
+        <w:t xml:space="preserve">Confirm the framework version and assessment cycle with the customer’s compliance team.</w:t>
       </w:r>
     </w:p>
     <w:p>
@@ -378,7 +1116,7 @@
         </w:numPr>
       </w:pPr>
       <w:r>
-        <w:t xml:space="preserve">Validate workload coverage and install sensors or configure supported connectors.</w:t>
+        <w:t xml:space="preserve">Select one business service, regulated boundary, or critical workload group to start with; do not attempt to instrument the entire estate in the POV.</w:t>
       </w:r>
     </w:p>
     <w:p>
@@ -390,7 +1128,7 @@
         </w:numPr>
       </w:pPr>
       <w:r>
-        <w:t xml:space="preserve">Apply labels for application, environment, owner, data class, criticality, compliance scope, and lifecycle.</w:t>
+        <w:t xml:space="preserve">Validate workload coverage and install sensors or configure supported connectors. Document the cannot-instrument register; this is itself evidence.</w:t>
       </w:r>
     </w:p>
     <w:p>
@@ -402,7 +1140,76 @@
         </w:numPr>
       </w:pPr>
       <w:r>
-        <w:t xml:space="preserve">Observe flows over a representative business window.</w:t>
+        <w:t xml:space="preserve">Apply labels for application, environment, owner, data class, criticality, compliance scope, and any framework-specific tags (e.g. </w:t>
+      </w:r>
+      <w:r>
+        <w:rPr>
+          <w:rStyle w:val="VerbatimChar"/>
+        </w:rPr>
+        <w:t xml:space="preserve">tenant</w:t>
+      </w:r>
+      <w:r>
+        <w:t xml:space="preserve">,</w:t>
+      </w:r>
+      <w:r>
+        <w:t xml:space="preserve"> </w:t>
+      </w:r>
+      <w:r>
+        <w:rPr>
+          <w:rStyle w:val="VerbatimChar"/>
+        </w:rPr>
+        <w:t xml:space="preserve">prototype</w:t>
+      </w:r>
+      <w:r>
+        <w:t xml:space="preserve">,</w:t>
+      </w:r>
+      <w:r>
+        <w:t xml:space="preserve"> </w:t>
+      </w:r>
+      <w:r>
+        <w:rPr>
+          <w:rStyle w:val="VerbatimChar"/>
+        </w:rPr>
+        <w:t xml:space="preserve">isa_level</w:t>
+      </w:r>
+      <w:r>
+        <w:t xml:space="preserve">,</w:t>
+      </w:r>
+      <w:r>
+        <w:t xml:space="preserve"> </w:t>
+      </w:r>
+      <w:r>
+        <w:rPr>
+          <w:rStyle w:val="VerbatimChar"/>
+        </w:rPr>
+        <w:t xml:space="preserve">npi</w:t>
+      </w:r>
+      <w:r>
+        <w:t xml:space="preserve">,</w:t>
+      </w:r>
+      <w:r>
+        <w:t xml:space="preserve"> </w:t>
+      </w:r>
+      <w:r>
+        <w:rPr>
+          <w:rStyle w:val="VerbatimChar"/>
+        </w:rPr>
+        <w:t xml:space="preserve">cui</w:t>
+      </w:r>
+      <w:r>
+        <w:t xml:space="preserve">,</w:t>
+      </w:r>
+      <w:r>
+        <w:t xml:space="preserve"> </w:t>
+      </w:r>
+      <w:r>
+        <w:rPr>
+          <w:rStyle w:val="VerbatimChar"/>
+        </w:rPr>
+        <w:t xml:space="preserve">ephi</w:t>
+      </w:r>
+      <w:r>
+        <w:t xml:space="preserve">).</w:t>
       </w:r>
     </w:p>
     <w:p>
@@ -414,7 +1221,7 @@
         </w:numPr>
       </w:pPr>
       <w:r>
-        <w:t xml:space="preserve">Use ADM to generate a candidate policy and review it with the application owner.</w:t>
+        <w:t xml:space="preserve">Observe flows over a representative business window. Minimum two weeks; longer if the customer has month-end, quarterly, or seasonal cycles relevant to the scope.</w:t>
       </w:r>
     </w:p>
     <w:p>
@@ -426,11 +1233,23 @@
         </w:numPr>
       </w:pPr>
       <w:r>
-        <w:t xml:space="preserve">Package inventory, scope, flows, policy, exceptions, and known gaps as the evidence output.</w:t>
-      </w:r>
-    </w:p>
-    <w:bookmarkEnd w:id="14"/>
-    <w:bookmarkStart w:id="15" w:name="boundaries-and-complementary-controls"/>
+        <w:t xml:space="preserve">Use ADM to generate a candidate policy. Review with the application owner. Run in Simulation mode for at least two weeks before any enforcement.</w:t>
+      </w:r>
+    </w:p>
+    <w:p>
+      <w:pPr>
+        <w:pStyle w:val="Compact"/>
+        <w:numPr>
+          <w:ilvl w:val="0"/>
+          <w:numId w:val="1003"/>
+        </w:numPr>
+      </w:pPr>
+      <w:r>
+        <w:t xml:space="preserve">Package inventory, scope, flows, policy, exceptions, and known gaps as the evidence output. Cross-reference this report’s evidence collection table with the customer’s existing audit work-papers.</w:t>
+      </w:r>
+    </w:p>
+    <w:bookmarkEnd w:id="18"/>
+    <w:bookmarkStart w:id="19" w:name="boundaries-and-complementary-controls"/>
     <w:p>
       <w:pPr>
         <w:pStyle w:val="Heading2"/>
@@ -444,16 +1263,34 @@
         <w:pStyle w:val="FirstParagraph"/>
       </w:pPr>
       <w:r>
-        <w:t xml:space="preserve">CSW does not replace SWIFT CSP attestation, endpoint hardening, operator authentication, transaction integrity, logging retention, or SWIFT-specific application controls.</w:t>
-      </w:r>
-    </w:p>
-    <w:bookmarkEnd w:id="15"/>
-    <w:bookmarkStart w:id="16" w:name="disclaimer"/>
+        <w:t xml:space="preserve">CSW does not replace the SWIFT CSP attestation, the messaging interface itself, SWIFT-specific application controls (logging, message integrity, operator authentication), physical security of the SWIFT environment, or the operator credential lifecycle.</w:t>
+      </w:r>
+    </w:p>
+    <w:bookmarkEnd w:id="19"/>
+    <w:bookmarkStart w:id="20" w:name="assessor-auditor-caveat"/>
     <w:p>
       <w:pPr>
         <w:pStyle w:val="Heading2"/>
       </w:pPr>
       <w:r>
+        <w:t xml:space="preserve">Assessor / Auditor Caveat</w:t>
+      </w:r>
+    </w:p>
+    <w:p>
+      <w:pPr>
+        <w:pStyle w:val="FirstParagraph"/>
+      </w:pPr>
+      <w:r>
+        <w:t xml:space="preserve">CSW provides technical evidence inputs. The customer’s qualified assessor, auditor, certifying body, or regulator determines compliance status. Validate all framework-topic mappings, control IDs, paragraph references, and section numbers in this report against the current official framework text. If the customer is being assessed against a version other than the one referenced in the framework version note above, revalidate before use.</w:t>
+      </w:r>
+    </w:p>
+    <w:bookmarkEnd w:id="20"/>
+    <w:bookmarkStart w:id="21" w:name="disclaimer"/>
+    <w:p>
+      <w:pPr>
+        <w:pStyle w:val="Heading2"/>
+      </w:pPr>
+      <w:r>
         <w:t xml:space="preserve">Disclaimer</w:t>
       </w:r>
     </w:p>
@@ -465,8 +1302,8 @@
         <w:t xml:space="preserve">This report is for informational and planning purposes. It is not legal, regulatory, audit, or certification advice. Validate all mappings against the current official framework text, the customer’s environment, and qualified compliance, legal, and audit professionals.</w:t>
       </w:r>
     </w:p>
-    <w:bookmarkEnd w:id="16"/>
-    <w:bookmarkEnd w:id="17"/>
+    <w:bookmarkEnd w:id="21"/>
+    <w:bookmarkEnd w:id="22"/>
     <w:sectPr>
       <w:footnotePr>
         <w:numRestart w:val="eachSect"/>
